--- a/reports/projects/4.5.1_Report.docx
+++ b/reports/projects/4.5.1_Report.docx
@@ -64,7 +64,7 @@
           <w:szCs w:val="19"/>
           <w:rFonts w:ascii="Cambria" w:cs="Cambria" w:eastAsia="Cambria" w:hAnsi="Cambria"/>
         </w:rPr>
-        <w:t xml:space="preserve">September 12, 2026</w:t>
+        <w:t xml:space="preserve">September 13, 2026</w:t>
       </w:r>
     </w:p>
     <w:tbl>
@@ -1061,7 +1061,7 @@
         <w:szCs w:val="14"/>
         <w:rFonts w:ascii="Cambria" w:cs="Cambria" w:eastAsia="Cambria" w:hAnsi="Cambria"/>
       </w:rPr>
-      <w:t xml:space="preserve">Generated September 12, 2026  |  California Community Colleges  |  CPL Initiative</w:t>
+      <w:t xml:space="preserve">Generated September 13, 2026  |  California Community Colleges  |  CPL Initiative</w:t>
     </w:r>
     <w:r>
       <w:rPr>

--- a/reports/projects/4.5.1_Report.docx
+++ b/reports/projects/4.5.1_Report.docx
@@ -64,7 +64,7 @@
           <w:szCs w:val="19"/>
           <w:rFonts w:ascii="Cambria" w:cs="Cambria" w:eastAsia="Cambria" w:hAnsi="Cambria"/>
         </w:rPr>
-        <w:t xml:space="preserve">September 13, 2026</w:t>
+        <w:t xml:space="preserve">September 14, 2026</w:t>
       </w:r>
     </w:p>
     <w:tbl>
@@ -1061,7 +1061,7 @@
         <w:szCs w:val="14"/>
         <w:rFonts w:ascii="Cambria" w:cs="Cambria" w:eastAsia="Cambria" w:hAnsi="Cambria"/>
       </w:rPr>
-      <w:t xml:space="preserve">Generated September 13, 2026  |  California Community Colleges  |  CPL Initiative</w:t>
+      <w:t xml:space="preserve">Generated September 14, 2026  |  California Community Colleges  |  CPL Initiative</w:t>
     </w:r>
     <w:r>
       <w:rPr>

--- a/reports/projects/4.5.1_Report.docx
+++ b/reports/projects/4.5.1_Report.docx
@@ -64,7 +64,7 @@
           <w:szCs w:val="19"/>
           <w:rFonts w:ascii="Cambria" w:cs="Cambria" w:eastAsia="Cambria" w:hAnsi="Cambria"/>
         </w:rPr>
-        <w:t xml:space="preserve">September 14, 2026</w:t>
+        <w:t xml:space="preserve">September 15, 2026</w:t>
       </w:r>
     </w:p>
     <w:tbl>
@@ -1061,7 +1061,7 @@
         <w:szCs w:val="14"/>
         <w:rFonts w:ascii="Cambria" w:cs="Cambria" w:eastAsia="Cambria" w:hAnsi="Cambria"/>
       </w:rPr>
-      <w:t xml:space="preserve">Generated September 14, 2026  |  California Community Colleges  |  CPL Initiative</w:t>
+      <w:t xml:space="preserve">Generated September 15, 2026  |  California Community Colleges  |  CPL Initiative</w:t>
     </w:r>
     <w:r>
       <w:rPr>

--- a/reports/projects/4.5.1_Report.docx
+++ b/reports/projects/4.5.1_Report.docx
@@ -64,7 +64,7 @@
           <w:szCs w:val="19"/>
           <w:rFonts w:ascii="Cambria" w:cs="Cambria" w:eastAsia="Cambria" w:hAnsi="Cambria"/>
         </w:rPr>
-        <w:t xml:space="preserve">September 15, 2026</w:t>
+        <w:t xml:space="preserve">September 16, 2026</w:t>
       </w:r>
     </w:p>
     <w:tbl>
@@ -1061,7 +1061,7 @@
         <w:szCs w:val="14"/>
         <w:rFonts w:ascii="Cambria" w:cs="Cambria" w:eastAsia="Cambria" w:hAnsi="Cambria"/>
       </w:rPr>
-      <w:t xml:space="preserve">Generated September 15, 2026  |  California Community Colleges  |  CPL Initiative</w:t>
+      <w:t xml:space="preserve">Generated September 16, 2026  |  California Community Colleges  |  CPL Initiative</w:t>
     </w:r>
     <w:r>
       <w:rPr>

--- a/reports/projects/4.5.1_Report.docx
+++ b/reports/projects/4.5.1_Report.docx
@@ -64,7 +64,7 @@
           <w:szCs w:val="19"/>
           <w:rFonts w:ascii="Cambria" w:cs="Cambria" w:eastAsia="Cambria" w:hAnsi="Cambria"/>
         </w:rPr>
-        <w:t xml:space="preserve">September 16, 2026</w:t>
+        <w:t xml:space="preserve">September 17, 2026</w:t>
       </w:r>
     </w:p>
     <w:tbl>
@@ -1061,7 +1061,7 @@
         <w:szCs w:val="14"/>
         <w:rFonts w:ascii="Cambria" w:cs="Cambria" w:eastAsia="Cambria" w:hAnsi="Cambria"/>
       </w:rPr>
-      <w:t xml:space="preserve">Generated September 16, 2026  |  California Community Colleges  |  CPL Initiative</w:t>
+      <w:t xml:space="preserve">Generated September 17, 2026  |  California Community Colleges  |  CPL Initiative</w:t>
     </w:r>
     <w:r>
       <w:rPr>

--- a/reports/projects/4.5.1_Report.docx
+++ b/reports/projects/4.5.1_Report.docx
@@ -64,7 +64,7 @@
           <w:szCs w:val="19"/>
           <w:rFonts w:ascii="Cambria" w:cs="Cambria" w:eastAsia="Cambria" w:hAnsi="Cambria"/>
         </w:rPr>
-        <w:t xml:space="preserve">September 17, 2026</w:t>
+        <w:t xml:space="preserve">September 18, 2026</w:t>
       </w:r>
     </w:p>
     <w:tbl>
@@ -1061,7 +1061,7 @@
         <w:szCs w:val="14"/>
         <w:rFonts w:ascii="Cambria" w:cs="Cambria" w:eastAsia="Cambria" w:hAnsi="Cambria"/>
       </w:rPr>
-      <w:t xml:space="preserve">Generated September 17, 2026  |  California Community Colleges  |  CPL Initiative</w:t>
+      <w:t xml:space="preserve">Generated September 18, 2026  |  California Community Colleges  |  CPL Initiative</w:t>
     </w:r>
     <w:r>
       <w:rPr>

--- a/reports/projects/4.5.1_Report.docx
+++ b/reports/projects/4.5.1_Report.docx
@@ -64,7 +64,7 @@
           <w:szCs w:val="19"/>
           <w:rFonts w:ascii="Cambria" w:cs="Cambria" w:eastAsia="Cambria" w:hAnsi="Cambria"/>
         </w:rPr>
-        <w:t xml:space="preserve">September 18, 2026</w:t>
+        <w:t xml:space="preserve">September 19, 2026</w:t>
       </w:r>
     </w:p>
     <w:tbl>
@@ -1061,7 +1061,7 @@
         <w:szCs w:val="14"/>
         <w:rFonts w:ascii="Cambria" w:cs="Cambria" w:eastAsia="Cambria" w:hAnsi="Cambria"/>
       </w:rPr>
-      <w:t xml:space="preserve">Generated September 18, 2026  |  California Community Colleges  |  CPL Initiative</w:t>
+      <w:t xml:space="preserve">Generated September 19, 2026  |  California Community Colleges  |  CPL Initiative</w:t>
     </w:r>
     <w:r>
       <w:rPr>

--- a/reports/projects/4.5.1_Report.docx
+++ b/reports/projects/4.5.1_Report.docx
@@ -64,7 +64,7 @@
           <w:szCs w:val="19"/>
           <w:rFonts w:ascii="Cambria" w:cs="Cambria" w:eastAsia="Cambria" w:hAnsi="Cambria"/>
         </w:rPr>
-        <w:t xml:space="preserve">September 19, 2026</w:t>
+        <w:t xml:space="preserve">September 20, 2026</w:t>
       </w:r>
     </w:p>
     <w:tbl>
@@ -1061,7 +1061,7 @@
         <w:szCs w:val="14"/>
         <w:rFonts w:ascii="Cambria" w:cs="Cambria" w:eastAsia="Cambria" w:hAnsi="Cambria"/>
       </w:rPr>
-      <w:t xml:space="preserve">Generated September 19, 2026  |  California Community Colleges  |  CPL Initiative</w:t>
+      <w:t xml:space="preserve">Generated September 20, 2026  |  California Community Colleges  |  CPL Initiative</w:t>
     </w:r>
     <w:r>
       <w:rPr>

--- a/reports/projects/4.5.1_Report.docx
+++ b/reports/projects/4.5.1_Report.docx
@@ -64,7 +64,7 @@
           <w:szCs w:val="19"/>
           <w:rFonts w:ascii="Cambria" w:cs="Cambria" w:eastAsia="Cambria" w:hAnsi="Cambria"/>
         </w:rPr>
-        <w:t xml:space="preserve">September 20, 2026</w:t>
+        <w:t xml:space="preserve">September 21, 2026</w:t>
       </w:r>
     </w:p>
     <w:tbl>
@@ -1061,7 +1061,7 @@
         <w:szCs w:val="14"/>
         <w:rFonts w:ascii="Cambria" w:cs="Cambria" w:eastAsia="Cambria" w:hAnsi="Cambria"/>
       </w:rPr>
-      <w:t xml:space="preserve">Generated September 20, 2026  |  California Community Colleges  |  CPL Initiative</w:t>
+      <w:t xml:space="preserve">Generated September 21, 2026  |  California Community Colleges  |  CPL Initiative</w:t>
     </w:r>
     <w:r>
       <w:rPr>

--- a/reports/projects/4.5.1_Report.docx
+++ b/reports/projects/4.5.1_Report.docx
@@ -64,7 +64,7 @@
           <w:szCs w:val="19"/>
           <w:rFonts w:ascii="Cambria" w:cs="Cambria" w:eastAsia="Cambria" w:hAnsi="Cambria"/>
         </w:rPr>
-        <w:t xml:space="preserve">September 21, 2026</w:t>
+        <w:t xml:space="preserve">September 22, 2026</w:t>
       </w:r>
     </w:p>
     <w:tbl>
@@ -1061,7 +1061,7 @@
         <w:szCs w:val="14"/>
         <w:rFonts w:ascii="Cambria" w:cs="Cambria" w:eastAsia="Cambria" w:hAnsi="Cambria"/>
       </w:rPr>
-      <w:t xml:space="preserve">Generated September 21, 2026  |  California Community Colleges  |  CPL Initiative</w:t>
+      <w:t xml:space="preserve">Generated September 22, 2026  |  California Community Colleges  |  CPL Initiative</w:t>
     </w:r>
     <w:r>
       <w:rPr>

--- a/reports/projects/4.5.1_Report.docx
+++ b/reports/projects/4.5.1_Report.docx
@@ -64,7 +64,7 @@
           <w:szCs w:val="19"/>
           <w:rFonts w:ascii="Cambria" w:cs="Cambria" w:eastAsia="Cambria" w:hAnsi="Cambria"/>
         </w:rPr>
-        <w:t xml:space="preserve">September 22, 2026</w:t>
+        <w:t xml:space="preserve">September 23, 2026</w:t>
       </w:r>
     </w:p>
     <w:tbl>
@@ -1061,7 +1061,7 @@
         <w:szCs w:val="14"/>
         <w:rFonts w:ascii="Cambria" w:cs="Cambria" w:eastAsia="Cambria" w:hAnsi="Cambria"/>
       </w:rPr>
-      <w:t xml:space="preserve">Generated September 22, 2026  |  California Community Colleges  |  CPL Initiative</w:t>
+      <w:t xml:space="preserve">Generated September 23, 2026  |  California Community Colleges  |  CPL Initiative</w:t>
     </w:r>
     <w:r>
       <w:rPr>

--- a/reports/projects/4.5.1_Report.docx
+++ b/reports/projects/4.5.1_Report.docx
@@ -64,7 +64,7 @@
           <w:szCs w:val="19"/>
           <w:rFonts w:ascii="Cambria" w:cs="Cambria" w:eastAsia="Cambria" w:hAnsi="Cambria"/>
         </w:rPr>
-        <w:t xml:space="preserve">September 23, 2026</w:t>
+        <w:t xml:space="preserve">September 24, 2026</w:t>
       </w:r>
     </w:p>
     <w:tbl>
@@ -1061,7 +1061,7 @@
         <w:szCs w:val="14"/>
         <w:rFonts w:ascii="Cambria" w:cs="Cambria" w:eastAsia="Cambria" w:hAnsi="Cambria"/>
       </w:rPr>
-      <w:t xml:space="preserve">Generated September 23, 2026  |  California Community Colleges  |  CPL Initiative</w:t>
+      <w:t xml:space="preserve">Generated September 24, 2026  |  California Community Colleges  |  CPL Initiative</w:t>
     </w:r>
     <w:r>
       <w:rPr>

--- a/reports/projects/4.5.1_Report.docx
+++ b/reports/projects/4.5.1_Report.docx
@@ -64,7 +64,7 @@
           <w:szCs w:val="19"/>
           <w:rFonts w:ascii="Cambria" w:cs="Cambria" w:eastAsia="Cambria" w:hAnsi="Cambria"/>
         </w:rPr>
-        <w:t xml:space="preserve">September 24, 2026</w:t>
+        <w:t xml:space="preserve">September 25, 2026</w:t>
       </w:r>
     </w:p>
     <w:tbl>
@@ -1061,7 +1061,7 @@
         <w:szCs w:val="14"/>
         <w:rFonts w:ascii="Cambria" w:cs="Cambria" w:eastAsia="Cambria" w:hAnsi="Cambria"/>
       </w:rPr>
-      <w:t xml:space="preserve">Generated September 24, 2026  |  California Community Colleges  |  CPL Initiative</w:t>
+      <w:t xml:space="preserve">Generated September 25, 2026  |  California Community Colleges  |  CPL Initiative</w:t>
     </w:r>
     <w:r>
       <w:rPr>

--- a/reports/projects/4.5.1_Report.docx
+++ b/reports/projects/4.5.1_Report.docx
@@ -64,7 +64,7 @@
           <w:szCs w:val="19"/>
           <w:rFonts w:ascii="Cambria" w:cs="Cambria" w:eastAsia="Cambria" w:hAnsi="Cambria"/>
         </w:rPr>
-        <w:t xml:space="preserve">September 25, 2026</w:t>
+        <w:t xml:space="preserve">September 26, 2026</w:t>
       </w:r>
     </w:p>
     <w:tbl>
@@ -1061,7 +1061,7 @@
         <w:szCs w:val="14"/>
         <w:rFonts w:ascii="Cambria" w:cs="Cambria" w:eastAsia="Cambria" w:hAnsi="Cambria"/>
       </w:rPr>
-      <w:t xml:space="preserve">Generated September 25, 2026  |  California Community Colleges  |  CPL Initiative</w:t>
+      <w:t xml:space="preserve">Generated September 26, 2026  |  California Community Colleges  |  CPL Initiative</w:t>
     </w:r>
     <w:r>
       <w:rPr>

--- a/reports/projects/4.5.1_Report.docx
+++ b/reports/projects/4.5.1_Report.docx
@@ -64,7 +64,7 @@
           <w:szCs w:val="19"/>
           <w:rFonts w:ascii="Cambria" w:cs="Cambria" w:eastAsia="Cambria" w:hAnsi="Cambria"/>
         </w:rPr>
-        <w:t xml:space="preserve">September 26, 2026</w:t>
+        <w:t xml:space="preserve">September 27, 2026</w:t>
       </w:r>
     </w:p>
     <w:tbl>
@@ -1061,7 +1061,7 @@
         <w:szCs w:val="14"/>
         <w:rFonts w:ascii="Cambria" w:cs="Cambria" w:eastAsia="Cambria" w:hAnsi="Cambria"/>
       </w:rPr>
-      <w:t xml:space="preserve">Generated September 26, 2026  |  California Community Colleges  |  CPL Initiative</w:t>
+      <w:t xml:space="preserve">Generated September 27, 2026  |  California Community Colleges  |  CPL Initiative</w:t>
     </w:r>
     <w:r>
       <w:rPr>

--- a/reports/projects/4.5.1_Report.docx
+++ b/reports/projects/4.5.1_Report.docx
@@ -64,7 +64,7 @@
           <w:szCs w:val="19"/>
           <w:rFonts w:ascii="Cambria" w:cs="Cambria" w:eastAsia="Cambria" w:hAnsi="Cambria"/>
         </w:rPr>
-        <w:t xml:space="preserve">September 27, 2026</w:t>
+        <w:t xml:space="preserve">September 28, 2026</w:t>
       </w:r>
     </w:p>
     <w:tbl>
@@ -1061,7 +1061,7 @@
         <w:szCs w:val="14"/>
         <w:rFonts w:ascii="Cambria" w:cs="Cambria" w:eastAsia="Cambria" w:hAnsi="Cambria"/>
       </w:rPr>
-      <w:t xml:space="preserve">Generated September 27, 2026  |  California Community Colleges  |  CPL Initiative</w:t>
+      <w:t xml:space="preserve">Generated September 28, 2026  |  California Community Colleges  |  CPL Initiative</w:t>
     </w:r>
     <w:r>
       <w:rPr>

--- a/reports/projects/4.5.1_Report.docx
+++ b/reports/projects/4.5.1_Report.docx
@@ -64,7 +64,7 @@
           <w:szCs w:val="19"/>
           <w:rFonts w:ascii="Cambria" w:cs="Cambria" w:eastAsia="Cambria" w:hAnsi="Cambria"/>
         </w:rPr>
-        <w:t xml:space="preserve">September 28, 2026</w:t>
+        <w:t xml:space="preserve">September 29, 2026</w:t>
       </w:r>
     </w:p>
     <w:tbl>
@@ -1061,7 +1061,7 @@
         <w:szCs w:val="14"/>
         <w:rFonts w:ascii="Cambria" w:cs="Cambria" w:eastAsia="Cambria" w:hAnsi="Cambria"/>
       </w:rPr>
-      <w:t xml:space="preserve">Generated September 28, 2026  |  California Community Colleges  |  CPL Initiative</w:t>
+      <w:t xml:space="preserve">Generated September 29, 2026  |  California Community Colleges  |  CPL Initiative</w:t>
     </w:r>
     <w:r>
       <w:rPr>

--- a/reports/projects/4.5.1_Report.docx
+++ b/reports/projects/4.5.1_Report.docx
@@ -64,7 +64,7 @@
           <w:szCs w:val="19"/>
           <w:rFonts w:ascii="Cambria" w:cs="Cambria" w:eastAsia="Cambria" w:hAnsi="Cambria"/>
         </w:rPr>
-        <w:t xml:space="preserve">September 29, 2026</w:t>
+        <w:t xml:space="preserve">September 30, 2026</w:t>
       </w:r>
     </w:p>
     <w:tbl>
@@ -1061,7 +1061,7 @@
         <w:szCs w:val="14"/>
         <w:rFonts w:ascii="Cambria" w:cs="Cambria" w:eastAsia="Cambria" w:hAnsi="Cambria"/>
       </w:rPr>
-      <w:t xml:space="preserve">Generated September 29, 2026  |  California Community Colleges  |  CPL Initiative</w:t>
+      <w:t xml:space="preserve">Generated September 30, 2026  |  California Community Colleges  |  CPL Initiative</w:t>
     </w:r>
     <w:r>
       <w:rPr>

--- a/reports/projects/4.5.1_Report.docx
+++ b/reports/projects/4.5.1_Report.docx
@@ -64,7 +64,7 @@
           <w:szCs w:val="19"/>
           <w:rFonts w:ascii="Cambria" w:cs="Cambria" w:eastAsia="Cambria" w:hAnsi="Cambria"/>
         </w:rPr>
-        <w:t xml:space="preserve">September 30, 2026</w:t>
+        <w:t xml:space="preserve">October 1, 2026</w:t>
       </w:r>
     </w:p>
     <w:tbl>
@@ -1061,7 +1061,7 @@
         <w:szCs w:val="14"/>
         <w:rFonts w:ascii="Cambria" w:cs="Cambria" w:eastAsia="Cambria" w:hAnsi="Cambria"/>
       </w:rPr>
-      <w:t xml:space="preserve">Generated September 30, 2026  |  California Community Colleges  |  CPL Initiative</w:t>
+      <w:t xml:space="preserve">Generated October 1, 2026  |  California Community Colleges  |  CPL Initiative</w:t>
     </w:r>
     <w:r>
       <w:rPr>

--- a/reports/projects/4.5.1_Report.docx
+++ b/reports/projects/4.5.1_Report.docx
@@ -64,7 +64,7 @@
           <w:szCs w:val="19"/>
           <w:rFonts w:ascii="Cambria" w:cs="Cambria" w:eastAsia="Cambria" w:hAnsi="Cambria"/>
         </w:rPr>
-        <w:t xml:space="preserve">October 1, 2026</w:t>
+        <w:t xml:space="preserve">October 2, 2026</w:t>
       </w:r>
     </w:p>
     <w:tbl>
@@ -1061,7 +1061,7 @@
         <w:szCs w:val="14"/>
         <w:rFonts w:ascii="Cambria" w:cs="Cambria" w:eastAsia="Cambria" w:hAnsi="Cambria"/>
       </w:rPr>
-      <w:t xml:space="preserve">Generated October 1, 2026  |  California Community Colleges  |  CPL Initiative</w:t>
+      <w:t xml:space="preserve">Generated October 2, 2026  |  California Community Colleges  |  CPL Initiative</w:t>
     </w:r>
     <w:r>
       <w:rPr>

--- a/reports/projects/4.5.1_Report.docx
+++ b/reports/projects/4.5.1_Report.docx
@@ -64,7 +64,7 @@
           <w:szCs w:val="19"/>
           <w:rFonts w:ascii="Cambria" w:cs="Cambria" w:eastAsia="Cambria" w:hAnsi="Cambria"/>
         </w:rPr>
-        <w:t xml:space="preserve">October 2, 2026</w:t>
+        <w:t xml:space="preserve">October 3, 2026</w:t>
       </w:r>
     </w:p>
     <w:tbl>
@@ -1061,7 +1061,7 @@
         <w:szCs w:val="14"/>
         <w:rFonts w:ascii="Cambria" w:cs="Cambria" w:eastAsia="Cambria" w:hAnsi="Cambria"/>
       </w:rPr>
-      <w:t xml:space="preserve">Generated October 2, 2026  |  California Community Colleges  |  CPL Initiative</w:t>
+      <w:t xml:space="preserve">Generated October 3, 2026  |  California Community Colleges  |  CPL Initiative</w:t>
     </w:r>
     <w:r>
       <w:rPr>

--- a/reports/projects/4.5.1_Report.docx
+++ b/reports/projects/4.5.1_Report.docx
@@ -64,7 +64,7 @@
           <w:szCs w:val="19"/>
           <w:rFonts w:ascii="Cambria" w:cs="Cambria" w:eastAsia="Cambria" w:hAnsi="Cambria"/>
         </w:rPr>
-        <w:t xml:space="preserve">October 3, 2026</w:t>
+        <w:t xml:space="preserve">October 4, 2026</w:t>
       </w:r>
     </w:p>
     <w:tbl>
@@ -1061,7 +1061,7 @@
         <w:szCs w:val="14"/>
         <w:rFonts w:ascii="Cambria" w:cs="Cambria" w:eastAsia="Cambria" w:hAnsi="Cambria"/>
       </w:rPr>
-      <w:t xml:space="preserve">Generated October 3, 2026  |  California Community Colleges  |  CPL Initiative</w:t>
+      <w:t xml:space="preserve">Generated October 4, 2026  |  California Community Colleges  |  CPL Initiative</w:t>
     </w:r>
     <w:r>
       <w:rPr>

--- a/reports/projects/4.5.1_Report.docx
+++ b/reports/projects/4.5.1_Report.docx
@@ -64,7 +64,7 @@
           <w:szCs w:val="19"/>
           <w:rFonts w:ascii="Cambria" w:cs="Cambria" w:eastAsia="Cambria" w:hAnsi="Cambria"/>
         </w:rPr>
-        <w:t xml:space="preserve">October 4, 2026</w:t>
+        <w:t xml:space="preserve">October 5, 2026</w:t>
       </w:r>
     </w:p>
     <w:tbl>
@@ -1061,7 +1061,7 @@
         <w:szCs w:val="14"/>
         <w:rFonts w:ascii="Cambria" w:cs="Cambria" w:eastAsia="Cambria" w:hAnsi="Cambria"/>
       </w:rPr>
-      <w:t xml:space="preserve">Generated October 4, 2026  |  California Community Colleges  |  CPL Initiative</w:t>
+      <w:t xml:space="preserve">Generated October 5, 2026  |  California Community Colleges  |  CPL Initiative</w:t>
     </w:r>
     <w:r>
       <w:rPr>

--- a/reports/projects/4.5.1_Report.docx
+++ b/reports/projects/4.5.1_Report.docx
@@ -64,7 +64,7 @@
           <w:szCs w:val="19"/>
           <w:rFonts w:ascii="Cambria" w:cs="Cambria" w:eastAsia="Cambria" w:hAnsi="Cambria"/>
         </w:rPr>
-        <w:t xml:space="preserve">October 5, 2026</w:t>
+        <w:t xml:space="preserve">October 6, 2026</w:t>
       </w:r>
     </w:p>
     <w:tbl>
@@ -1061,7 +1061,7 @@
         <w:szCs w:val="14"/>
         <w:rFonts w:ascii="Cambria" w:cs="Cambria" w:eastAsia="Cambria" w:hAnsi="Cambria"/>
       </w:rPr>
-      <w:t xml:space="preserve">Generated October 5, 2026  |  California Community Colleges  |  CPL Initiative</w:t>
+      <w:t xml:space="preserve">Generated October 6, 2026  |  California Community Colleges  |  CPL Initiative</w:t>
     </w:r>
     <w:r>
       <w:rPr>

--- a/reports/projects/4.5.1_Report.docx
+++ b/reports/projects/4.5.1_Report.docx
@@ -64,7 +64,7 @@
           <w:szCs w:val="19"/>
           <w:rFonts w:ascii="Cambria" w:cs="Cambria" w:eastAsia="Cambria" w:hAnsi="Cambria"/>
         </w:rPr>
-        <w:t xml:space="preserve">October 6, 2026</w:t>
+        <w:t xml:space="preserve">October 7, 2026</w:t>
       </w:r>
     </w:p>
     <w:tbl>
@@ -1061,7 +1061,7 @@
         <w:szCs w:val="14"/>
         <w:rFonts w:ascii="Cambria" w:cs="Cambria" w:eastAsia="Cambria" w:hAnsi="Cambria"/>
       </w:rPr>
-      <w:t xml:space="preserve">Generated October 6, 2026  |  California Community Colleges  |  CPL Initiative</w:t>
+      <w:t xml:space="preserve">Generated October 7, 2026  |  California Community Colleges  |  CPL Initiative</w:t>
     </w:r>
     <w:r>
       <w:rPr>

--- a/reports/projects/4.5.1_Report.docx
+++ b/reports/projects/4.5.1_Report.docx
@@ -64,7 +64,7 @@
           <w:szCs w:val="19"/>
           <w:rFonts w:ascii="Cambria" w:cs="Cambria" w:eastAsia="Cambria" w:hAnsi="Cambria"/>
         </w:rPr>
-        <w:t xml:space="preserve">October 7, 2026</w:t>
+        <w:t xml:space="preserve">October 8, 2026</w:t>
       </w:r>
     </w:p>
     <w:tbl>
@@ -1061,7 +1061,7 @@
         <w:szCs w:val="14"/>
         <w:rFonts w:ascii="Cambria" w:cs="Cambria" w:eastAsia="Cambria" w:hAnsi="Cambria"/>
       </w:rPr>
-      <w:t xml:space="preserve">Generated October 7, 2026  |  California Community Colleges  |  CPL Initiative</w:t>
+      <w:t xml:space="preserve">Generated October 8, 2026  |  California Community Colleges  |  CPL Initiative</w:t>
     </w:r>
     <w:r>
       <w:rPr>

--- a/reports/projects/4.5.1_Report.docx
+++ b/reports/projects/4.5.1_Report.docx
@@ -64,7 +64,7 @@
           <w:szCs w:val="19"/>
           <w:rFonts w:ascii="Cambria" w:cs="Cambria" w:eastAsia="Cambria" w:hAnsi="Cambria"/>
         </w:rPr>
-        <w:t xml:space="preserve">October 8, 2026</w:t>
+        <w:t xml:space="preserve">October 9, 2026</w:t>
       </w:r>
     </w:p>
     <w:tbl>
@@ -1061,7 +1061,7 @@
         <w:szCs w:val="14"/>
         <w:rFonts w:ascii="Cambria" w:cs="Cambria" w:eastAsia="Cambria" w:hAnsi="Cambria"/>
       </w:rPr>
-      <w:t xml:space="preserve">Generated October 8, 2026  |  California Community Colleges  |  CPL Initiative</w:t>
+      <w:t xml:space="preserve">Generated October 9, 2026  |  California Community Colleges  |  CPL Initiative</w:t>
     </w:r>
     <w:r>
       <w:rPr>

--- a/reports/projects/4.5.1_Report.docx
+++ b/reports/projects/4.5.1_Report.docx
@@ -64,7 +64,7 @@
           <w:szCs w:val="19"/>
           <w:rFonts w:ascii="Cambria" w:cs="Cambria" w:eastAsia="Cambria" w:hAnsi="Cambria"/>
         </w:rPr>
-        <w:t xml:space="preserve">October 9, 2026</w:t>
+        <w:t xml:space="preserve">October 10, 2026</w:t>
       </w:r>
     </w:p>
     <w:tbl>
@@ -1061,7 +1061,7 @@
         <w:szCs w:val="14"/>
         <w:rFonts w:ascii="Cambria" w:cs="Cambria" w:eastAsia="Cambria" w:hAnsi="Cambria"/>
       </w:rPr>
-      <w:t xml:space="preserve">Generated October 9, 2026  |  California Community Colleges  |  CPL Initiative</w:t>
+      <w:t xml:space="preserve">Generated October 10, 2026  |  California Community Colleges  |  CPL Initiative</w:t>
     </w:r>
     <w:r>
       <w:rPr>

--- a/reports/projects/4.5.1_Report.docx
+++ b/reports/projects/4.5.1_Report.docx
@@ -64,7 +64,7 @@
           <w:szCs w:val="19"/>
           <w:rFonts w:ascii="Cambria" w:cs="Cambria" w:eastAsia="Cambria" w:hAnsi="Cambria"/>
         </w:rPr>
-        <w:t xml:space="preserve">October 10, 2026</w:t>
+        <w:t xml:space="preserve">October 11, 2026</w:t>
       </w:r>
     </w:p>
     <w:tbl>
@@ -1061,7 +1061,7 @@
         <w:szCs w:val="14"/>
         <w:rFonts w:ascii="Cambria" w:cs="Cambria" w:eastAsia="Cambria" w:hAnsi="Cambria"/>
       </w:rPr>
-      <w:t xml:space="preserve">Generated October 10, 2026  |  California Community Colleges  |  CPL Initiative</w:t>
+      <w:t xml:space="preserve">Generated October 11, 2026  |  California Community Colleges  |  CPL Initiative</w:t>
     </w:r>
     <w:r>
       <w:rPr>

--- a/reports/projects/4.5.1_Report.docx
+++ b/reports/projects/4.5.1_Report.docx
@@ -64,7 +64,7 @@
           <w:szCs w:val="19"/>
           <w:rFonts w:ascii="Cambria" w:cs="Cambria" w:eastAsia="Cambria" w:hAnsi="Cambria"/>
         </w:rPr>
-        <w:t xml:space="preserve">October 11, 2026</w:t>
+        <w:t xml:space="preserve">October 12, 2026</w:t>
       </w:r>
     </w:p>
     <w:tbl>
@@ -1061,7 +1061,7 @@
         <w:szCs w:val="14"/>
         <w:rFonts w:ascii="Cambria" w:cs="Cambria" w:eastAsia="Cambria" w:hAnsi="Cambria"/>
       </w:rPr>
-      <w:t xml:space="preserve">Generated October 11, 2026  |  California Community Colleges  |  CPL Initiative</w:t>
+      <w:t xml:space="preserve">Generated October 12, 2026  |  California Community Colleges  |  CPL Initiative</w:t>
     </w:r>
     <w:r>
       <w:rPr>

--- a/reports/projects/4.5.1_Report.docx
+++ b/reports/projects/4.5.1_Report.docx
@@ -64,7 +64,7 @@
           <w:szCs w:val="19"/>
           <w:rFonts w:ascii="Cambria" w:cs="Cambria" w:eastAsia="Cambria" w:hAnsi="Cambria"/>
         </w:rPr>
-        <w:t xml:space="preserve">October 12, 2026</w:t>
+        <w:t xml:space="preserve">October 13, 2026</w:t>
       </w:r>
     </w:p>
     <w:tbl>
@@ -1061,7 +1061,7 @@
         <w:szCs w:val="14"/>
         <w:rFonts w:ascii="Cambria" w:cs="Cambria" w:eastAsia="Cambria" w:hAnsi="Cambria"/>
       </w:rPr>
-      <w:t xml:space="preserve">Generated October 12, 2026  |  California Community Colleges  |  CPL Initiative</w:t>
+      <w:t xml:space="preserve">Generated October 13, 2026  |  California Community Colleges  |  CPL Initiative</w:t>
     </w:r>
     <w:r>
       <w:rPr>

--- a/reports/projects/4.5.1_Report.docx
+++ b/reports/projects/4.5.1_Report.docx
@@ -64,7 +64,7 @@
           <w:szCs w:val="19"/>
           <w:rFonts w:ascii="Cambria" w:cs="Cambria" w:eastAsia="Cambria" w:hAnsi="Cambria"/>
         </w:rPr>
-        <w:t xml:space="preserve">October 13, 2026</w:t>
+        <w:t xml:space="preserve">October 14, 2026</w:t>
       </w:r>
     </w:p>
     <w:tbl>
@@ -1061,7 +1061,7 @@
         <w:szCs w:val="14"/>
         <w:rFonts w:ascii="Cambria" w:cs="Cambria" w:eastAsia="Cambria" w:hAnsi="Cambria"/>
       </w:rPr>
-      <w:t xml:space="preserve">Generated October 13, 2026  |  California Community Colleges  |  CPL Initiative</w:t>
+      <w:t xml:space="preserve">Generated October 14, 2026  |  California Community Colleges  |  CPL Initiative</w:t>
     </w:r>
     <w:r>
       <w:rPr>
